--- a/data/outputs/v2/Grade11/Biology/Lesson_Plans/SS1.1_Taxonomy_I/Biology_Taxonomy_I_FinalExplanation.docx
+++ b/data/outputs/v2/Grade11/Biology/Lesson_Plans/SS1.1_Taxonomy_I/Biology_Taxonomy_I_FinalExplanation.docx
@@ -2024,7 +2024,7 @@
         </w:rPr>
         <w:t xml:space="preserve">© 2026 SeaVuria and ARES. This work is licensed under a </w:t>
       </w:r>
-      <w:hyperlink w:history="1" r:id="rId7wuhs3p0qlk_xkwgxs1zn">
+      <w:hyperlink w:history="1" r:id="rIdq0wqxa3vgetnjkurqjdts">
         <w:r>
           <w:rPr>
             <w:rFonts w:ascii="Arial" w:cs="Arial" w:eastAsia="Arial" w:hAnsi="Arial"/>
@@ -2044,7 +2044,7 @@
         </w:rPr>
         <w:t xml:space="preserve"> (</w:t>
       </w:r>
-      <w:hyperlink w:history="1" r:id="rIdgomc-lur7mpcpucpbx-zc">
+      <w:hyperlink w:history="1" r:id="rIdvtyjievivfdla4us_4frp">
         <w:r>
           <w:rPr>
             <w:rFonts w:ascii="Arial" w:cs="Arial" w:eastAsia="Arial" w:hAnsi="Arial"/>
@@ -2064,7 +2064,7 @@
         </w:rPr>
         <w:t xml:space="preserve">). To view a copy of this license, visit </w:t>
       </w:r>
-      <w:hyperlink w:history="1" r:id="rIdowmejvm9sw74b97z1yidn">
+      <w:hyperlink w:history="1" r:id="rIdcmikykqa8ipzcl_konfev">
         <w:r>
           <w:rPr>
             <w:rFonts w:ascii="Arial" w:cs="Arial" w:eastAsia="Arial" w:hAnsi="Arial"/>

--- a/data/outputs/v2/Grade11/Biology/Lesson_Plans/SS1.1_Taxonomy_I/Biology_Taxonomy_I_FinalExplanation.docx
+++ b/data/outputs/v2/Grade11/Biology/Lesson_Plans/SS1.1_Taxonomy_I/Biology_Taxonomy_I_FinalExplanation.docx
@@ -95,7 +95,7 @@
                 <w:sz w:val="22"/>
                 <w:szCs w:val="22"/>
               </w:rPr>
-              <w:t xml:space="preserve">FINAL EXPLANATION: BIOLOGY GRADE 11 – SUB-STRAND 1.1 TAXONOMY I: FINAL EXPLANATION</w:t>
+              <w:t xml:space="preserve">FINAL EXPLANATION: BIOLOGY GRADE 11: TAXONOMY I (SUB-STRAND 1.1)</w:t>
             </w:r>
           </w:p>
         </w:tc>
@@ -422,7 +422,7 @@
                 <w:sz w:val="18"/>
                 <w:szCs w:val="18"/>
               </w:rPr>
-              <w:t xml:space="preserve">Your task is to answer the driving question: How can we organise the many different living organisms around us so that everyone can identify and study them in the same way? You will do two things. First, with your group, make a local-organism classification guide or poster using organisms such as a goat, chicken, maize plant, mushroom, algae, bacteria, bean plant and mosquito. Second, write your own explanation. Use the model answers below to see what a strong explanation looks like. Each section has a prompt and an exemplar. Write in your own words. Use evidence from our lessons, such as the sorting activity, the hierarchy of taxonomic units, binomial names and the five kingdoms. Always connect your ideas back to the puzzle we started with: everyone sorted the organisms differently and used different local names, yet each person was right by their own rules.</w:t>
+              <w:t xml:space="preserve">This is your Final Explanation. It answers the Driving Question: How can we organise the many different living organisms around us so that everyone can identify and study them in the same way? Think back to Lesson 1, when your group sorted the goat, chicken, maize plant, mushroom, algae, bacteria, bean plant and mosquito, and found that other groups sorted them differently and used different Kikuyu, Luo, Kiswahili and English names. Answer each section in your own words in the space under the prompt. Use evidence from the activities you did, including the cards, videos, charts and the Final Classification Challenge. Where a prompt asks you to, give a Claim, Evidence and Reasoning. Write scientific names correctly: genus with a capital letter, species with small letters, and italicised or underlined.</w:t>
             </w:r>
           </w:p>
         </w:tc>
@@ -450,14 +450,12 @@
         <w:tblLayout w:type="fixed"/>
       </w:tblPr>
       <w:tblGrid>
-        <w:gridCol w:w="3000"/>
-        <w:gridCol w:w="10680"/>
+        <w:gridCol w:w="13680"/>
       </w:tblGrid>
       <w:tr>
         <w:tc>
           <w:tcPr>
             <w:tcW w:type="dxa" w:w="13680"/>
-            <w:gridSpan w:val="2"/>
             <w:shd w:fill="1F3864" w:color="auto" w:val="clear"/>
             <w:tcMar>
               <w:top w:type="dxa" w:w="60"/>
@@ -483,15 +481,15 @@
                 <w:sz w:val="22"/>
                 <w:szCs w:val="22"/>
               </w:rPr>
-              <w:t xml:space="preserve">1. Why do we need a classification system?</w:t>
-            </w:r>
-          </w:p>
-        </w:tc>
-      </w:tr>
-      <w:tr>
-        <w:tc>
-          <w:tcPr>
-            <w:tcW w:type="dxa" w:w="3000"/>
+              <w:t xml:space="preserve">Part 1: Why did our groupings differ, and why is that a problem?</w:t>
+            </w:r>
+          </w:p>
+        </w:tc>
+      </w:tr>
+      <w:tr>
+        <w:tc>
+          <w:tcPr>
+            <w:tcW w:type="dxa" w:w="13680"/>
             <w:shd w:fill="D9EEF1" w:color="auto" w:val="clear"/>
             <w:tcMar>
               <w:top w:type="dxa" w:w="60"/>
@@ -517,13 +515,18 @@
                 <w:sz w:val="18"/>
                 <w:szCs w:val="18"/>
               </w:rPr>
-              <w:t xml:space="preserve">Describe what happened when your group sorted the organisms and compared with other groups. Explain why the different groupings and different local names created a problem, and why a shared system is needed.</w:t>
-            </w:r>
-          </w:p>
-        </w:tc>
-        <w:tc>
-          <w:tcPr>
-            <w:tcW w:type="dxa" w:w="10680"/>
+              <w:t xml:space="preserve">In Lesson 1 you sorted eight familiar organisms by your own rules, and other groups sorted them differently. (a) Describe two different ways groups sorted the organisms. (b) Why could every group say it was correct? (c) Why did this still cause a problem when people tried to identify, study and talk about organisms?</w:t>
+            </w:r>
+          </w:p>
+        </w:tc>
+      </w:tr>
+      <w:tr>
+        <w:trPr>
+          <w:trHeight w:val="4200" w:hRule="atLeast"/>
+        </w:trPr>
+        <w:tc>
+          <w:tcPr>
+            <w:tcW w:type="dxa" w:w="13680"/>
             <w:shd w:fill="FFFFFF" w:color="auto" w:val="clear"/>
             <w:tcMar>
               <w:top w:type="dxa" w:w="60"/>
@@ -543,13 +546,13 @@
                 <w:rFonts w:ascii="Arial" w:cs="Arial" w:eastAsia="Arial" w:hAnsi="Arial"/>
                 <w:b w:val="false"/>
                 <w:bCs w:val="false"/>
-                <w:i w:val="false"/>
-                <w:iCs w:val="false"/>
-                <w:color w:val="000000"/>
-                <w:sz w:val="18"/>
-                <w:szCs w:val="18"/>
-              </w:rPr>
-              <w:t xml:space="preserve">When we sorted the goat, chicken, maize plant, mushroom, algae, bacteria, bean plant and mosquito, my group sorted by usefulness (food, pests, disease). Another group sorted by colour and another by where the organisms live. Each group was correct by its own rule, but we ended up with different groups for the same organisms. Names made it harder: the same organism can have different names in Kikuyu, Luo, Kiswahili and English, and one name can mean different things in different places. There are also millions of kinds of living things, so it is very hard to study or identify them one by one. This is why we need taxonomy, a scientific system for identifying, naming and grouping organisms by their similarities and characteristics, which everyone in the world uses in the same way.</w:t>
+                <w:i/>
+                <w:iCs/>
+                <w:color w:val="808080"/>
+                <w:sz w:val="18"/>
+                <w:szCs w:val="18"/>
+              </w:rPr>
+              <w:t xml:space="preserve">Write your answer here:</w:t>
             </w:r>
           </w:p>
         </w:tc>
@@ -577,14 +580,12 @@
         <w:tblLayout w:type="fixed"/>
       </w:tblPr>
       <w:tblGrid>
-        <w:gridCol w:w="3000"/>
-        <w:gridCol w:w="10680"/>
+        <w:gridCol w:w="13680"/>
       </w:tblGrid>
       <w:tr>
         <w:tc>
           <w:tcPr>
             <w:tcW w:type="dxa" w:w="13680"/>
-            <w:gridSpan w:val="2"/>
             <w:shd w:fill="1F3864" w:color="auto" w:val="clear"/>
             <w:tcMar>
               <w:top w:type="dxa" w:w="60"/>
@@ -610,15 +611,15 @@
                 <w:sz w:val="22"/>
                 <w:szCs w:val="22"/>
               </w:rPr>
-              <w:t xml:space="preserve">2. How are organisms arranged in groups? (The hierarchy)</w:t>
-            </w:r>
-          </w:p>
-        </w:tc>
-      </w:tr>
-      <w:tr>
-        <w:tc>
-          <w:tcPr>
-            <w:tcW w:type="dxa" w:w="3000"/>
+              <w:t xml:space="preserve">Part 2: Why do scientists classify organisms?</w:t>
+            </w:r>
+          </w:p>
+        </w:tc>
+      </w:tr>
+      <w:tr>
+        <w:tc>
+          <w:tcPr>
+            <w:tcW w:type="dxa" w:w="13680"/>
             <w:shd w:fill="D9EEF1" w:color="auto" w:val="clear"/>
             <w:tcMar>
               <w:top w:type="dxa" w:w="60"/>
@@ -644,13 +645,18 @@
                 <w:sz w:val="18"/>
                 <w:szCs w:val="18"/>
               </w:rPr>
-              <w:t xml:space="preserve">Explain how taxonomic units are arranged from Kingdom to Species. Use one organism from your poster, such as maize, to show how the levels become more specific.</w:t>
-            </w:r>
-          </w:p>
-        </w:tc>
-        <w:tc>
-          <w:tcPr>
-            <w:tcW w:type="dxa" w:w="10680"/>
+              <w:t xml:space="preserve">Think about the case studies you investigated in Lesson 2. Write a Claim, Evidence and Reasoning explaining why classifying organisms and identifying them correctly matters. Include one reason that links to conserving living things.</w:t>
+            </w:r>
+          </w:p>
+        </w:tc>
+      </w:tr>
+      <w:tr>
+        <w:trPr>
+          <w:trHeight w:val="4200" w:hRule="atLeast"/>
+        </w:trPr>
+        <w:tc>
+          <w:tcPr>
+            <w:tcW w:type="dxa" w:w="13680"/>
             <w:shd w:fill="FFFFFF" w:color="auto" w:val="clear"/>
             <w:tcMar>
               <w:top w:type="dxa" w:w="60"/>
@@ -670,13 +676,13 @@
                 <w:rFonts w:ascii="Arial" w:cs="Arial" w:eastAsia="Arial" w:hAnsi="Arial"/>
                 <w:b w:val="false"/>
                 <w:bCs w:val="false"/>
-                <w:i w:val="false"/>
-                <w:iCs w:val="false"/>
-                <w:color w:val="000000"/>
-                <w:sz w:val="18"/>
-                <w:szCs w:val="18"/>
-              </w:rPr>
-              <w:t xml:space="preserve">Scientists arrange organisms in a hierarchy of taxonomic units: Kingdom, Phylum (Division in plants), Class, Order, Family, Genus and Species. A kingdom is the biggest group and contains a huge variety of organisms. As you move down each level, the groups become smaller and the organisms in them share more and more characteristics. For example, maize belongs to the Kingdom Plantae, which also includes bean plants and sukuma wiki. Moving down the levels, fewer and fewer organisms remain in each group until we reach the species level, where organisms are so similar that they can breed with each other. Maize and a bean plant share the kingdom but are in different lower groups because they differ in other characteristics. This step-by-step arrangement means a scientist in Kisumu and one in Nairobi can place an organism in exactly the same position.</w:t>
+                <w:i/>
+                <w:iCs/>
+                <w:color w:val="808080"/>
+                <w:sz w:val="18"/>
+                <w:szCs w:val="18"/>
+              </w:rPr>
+              <w:t xml:space="preserve">Write your answer here:</w:t>
             </w:r>
           </w:p>
         </w:tc>
@@ -704,14 +710,12 @@
         <w:tblLayout w:type="fixed"/>
       </w:tblPr>
       <w:tblGrid>
-        <w:gridCol w:w="3000"/>
-        <w:gridCol w:w="10680"/>
+        <w:gridCol w:w="13680"/>
       </w:tblGrid>
       <w:tr>
         <w:tc>
           <w:tcPr>
             <w:tcW w:type="dxa" w:w="13680"/>
-            <w:gridSpan w:val="2"/>
             <w:shd w:fill="1F3864" w:color="auto" w:val="clear"/>
             <w:tcMar>
               <w:top w:type="dxa" w:w="60"/>
@@ -737,15 +741,15 @@
                 <w:sz w:val="22"/>
                 <w:szCs w:val="22"/>
               </w:rPr>
-              <w:t xml:space="preserve">3. How do scientists name organisms? (Binomial nomenclature)</w:t>
-            </w:r>
-          </w:p>
-        </w:tc>
-      </w:tr>
-      <w:tr>
-        <w:tc>
-          <w:tcPr>
-            <w:tcW w:type="dxa" w:w="3000"/>
+              <w:t xml:space="preserve">Part 3: Taxonomic units and scientific names</w:t>
+            </w:r>
+          </w:p>
+        </w:tc>
+      </w:tr>
+      <w:tr>
+        <w:tc>
+          <w:tcPr>
+            <w:tcW w:type="dxa" w:w="13680"/>
             <w:shd w:fill="D9EEF1" w:color="auto" w:val="clear"/>
             <w:tcMar>
               <w:top w:type="dxa" w:w="60"/>
@@ -771,13 +775,18 @@
                 <w:sz w:val="18"/>
                 <w:szCs w:val="18"/>
               </w:rPr>
-              <w:t xml:space="preserve">Explain what binomial nomenclature is, how a scientific name is written, and why it solves the problem of different local names.</w:t>
-            </w:r>
-          </w:p>
-        </w:tc>
-        <w:tc>
-          <w:tcPr>
-            <w:tcW w:type="dxa" w:w="10680"/>
+              <w:t xml:space="preserve">(a) List the seven taxonomic ranks in order from the broadest to the most specific. (b) Explain what happens to the number of organisms in a group and how similar they are as you move down the ranks. (c) Explain how a scientific name is written and why a two-part scientific name solves the problem of different local names. Use maize (Zea mays) as an example.</w:t>
+            </w:r>
+          </w:p>
+        </w:tc>
+      </w:tr>
+      <w:tr>
+        <w:trPr>
+          <w:trHeight w:val="4200" w:hRule="atLeast"/>
+        </w:trPr>
+        <w:tc>
+          <w:tcPr>
+            <w:tcW w:type="dxa" w:w="13680"/>
             <w:shd w:fill="FFFFFF" w:color="auto" w:val="clear"/>
             <w:tcMar>
               <w:top w:type="dxa" w:w="60"/>
@@ -797,13 +806,13 @@
                 <w:rFonts w:ascii="Arial" w:cs="Arial" w:eastAsia="Arial" w:hAnsi="Arial"/>
                 <w:b w:val="false"/>
                 <w:bCs w:val="false"/>
-                <w:i w:val="false"/>
-                <w:iCs w:val="false"/>
-                <w:color w:val="000000"/>
-                <w:sz w:val="18"/>
-                <w:szCs w:val="18"/>
-              </w:rPr>
-              <w:t xml:space="preserve">Binomial nomenclature is the system of giving every organism a two-part scientific name made up of the genus and the species. For example, maize is Zea mays. Zea is the genus (it starts with a capital letter) and mays is the species (it starts with a small letter). The name is written in italics, or underlined if you are writing by hand. This name is the same in every country and every language. So whether someone calls maize 'mahindi' in Kiswahili or 'maize' in English, scientists everywhere know that Zea mays means the same plant. This solves the problem we saw in class where one organism had many local names and no one could be sure they were talking about the same thing.</w:t>
+                <w:i/>
+                <w:iCs/>
+                <w:color w:val="808080"/>
+                <w:sz w:val="18"/>
+                <w:szCs w:val="18"/>
+              </w:rPr>
+              <w:t xml:space="preserve">Write your answer here:</w:t>
             </w:r>
           </w:p>
         </w:tc>
@@ -831,14 +840,12 @@
         <w:tblLayout w:type="fixed"/>
       </w:tblPr>
       <w:tblGrid>
-        <w:gridCol w:w="3000"/>
-        <w:gridCol w:w="10680"/>
+        <w:gridCol w:w="13680"/>
       </w:tblGrid>
       <w:tr>
         <w:tc>
           <w:tcPr>
             <w:tcW w:type="dxa" w:w="13680"/>
-            <w:gridSpan w:val="2"/>
             <w:shd w:fill="1F3864" w:color="auto" w:val="clear"/>
             <w:tcMar>
               <w:top w:type="dxa" w:w="60"/>
@@ -864,15 +871,15 @@
                 <w:sz w:val="22"/>
                 <w:szCs w:val="22"/>
               </w:rPr>
-              <w:t xml:space="preserve">4. What characteristics place organisms into the five kingdoms?</w:t>
-            </w:r>
-          </w:p>
-        </w:tc>
-      </w:tr>
-      <w:tr>
-        <w:tc>
-          <w:tcPr>
-            <w:tcW w:type="dxa" w:w="3000"/>
+              <w:t xml:space="preserve">Part 4: Classifying into the five kingdoms (Final Classification Challenge)</w:t>
+            </w:r>
+          </w:p>
+        </w:tc>
+      </w:tr>
+      <w:tr>
+        <w:tc>
+          <w:tcPr>
+            <w:tcW w:type="dxa" w:w="13680"/>
             <w:shd w:fill="D9EEF1" w:color="auto" w:val="clear"/>
             <w:tcMar>
               <w:top w:type="dxa" w:w="60"/>
@@ -898,13 +905,18 @@
                 <w:sz w:val="18"/>
                 <w:szCs w:val="18"/>
               </w:rPr>
-              <w:t xml:space="preserve">Using cell structure, body organisation and mode of nutrition, explain how the organisms on your poster fit into the five kingdoms: Monera, Protoctista, Fungi, Plantae and Animalia.</w:t>
-            </w:r>
-          </w:p>
-        </w:tc>
-        <w:tc>
-          <w:tcPr>
-            <w:tcW w:type="dxa" w:w="10680"/>
+              <w:t xml:space="preserve">Choose any four of these organisms: Spirogyra, Escherichia coli, Rhizopus on stale bread, Agaricus (mushroom), Zea mays, Tilapia (Oreochromis niloticus), Anopheles mosquito, Amoeba, Acacia. For each one, name its kingdom (choose from Monera, Protoctista, Fungi, Plantae, Animalia) and give the observable evidence you used. Then write one sentence explaining why these characteristics are better for grouping than colour, habitat or usefulness.</w:t>
+            </w:r>
+          </w:p>
+        </w:tc>
+      </w:tr>
+      <w:tr>
+        <w:trPr>
+          <w:trHeight w:val="4200" w:hRule="atLeast"/>
+        </w:trPr>
+        <w:tc>
+          <w:tcPr>
+            <w:tcW w:type="dxa" w:w="13680"/>
             <w:shd w:fill="FFFFFF" w:color="auto" w:val="clear"/>
             <w:tcMar>
               <w:top w:type="dxa" w:w="60"/>
@@ -924,13 +936,13 @@
                 <w:rFonts w:ascii="Arial" w:cs="Arial" w:eastAsia="Arial" w:hAnsi="Arial"/>
                 <w:b w:val="false"/>
                 <w:bCs w:val="false"/>
-                <w:i w:val="false"/>
-                <w:iCs w:val="false"/>
-                <w:color w:val="000000"/>
-                <w:sz w:val="18"/>
-                <w:szCs w:val="18"/>
-              </w:rPr>
-              <w:t xml:space="preserve">Scientists use characteristics such as cell structure (whether the cell has a nucleus), organisation (single-celled or many-celled) and mode of nutrition (how it gets food) to place organisms in the five kingdoms. Bacteria are in Monera because they are single-celled and have no true nucleus. Algae are in Protoctista because they are mostly single-celled or simple organisms with a nucleus; many make their own food by photosynthesis. A mushroom is in Fungi because it has a nucleus and feeds by absorbing nutrients from dead or living matter, not by photosynthesis. Maize and bean plants are in Plantae because they are many-celled and make their own food using chlorophyll. A goat, a chicken and a mosquito are in Animalia because they are many-celled and take in food made by other organisms. This shows that the groups we make must be based on shared characteristics that are reliable, not on colour or usefulness alone.</w:t>
+                <w:i/>
+                <w:iCs/>
+                <w:color w:val="808080"/>
+                <w:sz w:val="18"/>
+                <w:szCs w:val="18"/>
+              </w:rPr>
+              <w:t xml:space="preserve">Write your answer here:</w:t>
             </w:r>
           </w:p>
         </w:tc>
@@ -958,14 +970,12 @@
         <w:tblLayout w:type="fixed"/>
       </w:tblPr>
       <w:tblGrid>
-        <w:gridCol w:w="3000"/>
-        <w:gridCol w:w="10680"/>
+        <w:gridCol w:w="13680"/>
       </w:tblGrid>
       <w:tr>
         <w:tc>
           <w:tcPr>
             <w:tcW w:type="dxa" w:w="13680"/>
-            <w:gridSpan w:val="2"/>
             <w:shd w:fill="1F3864" w:color="auto" w:val="clear"/>
             <w:tcMar>
               <w:top w:type="dxa" w:w="60"/>
@@ -991,15 +1001,15 @@
                 <w:sz w:val="22"/>
                 <w:szCs w:val="22"/>
               </w:rPr>
-              <w:t xml:space="preserve">5. Why does taxonomy matter for people and conservation?</w:t>
-            </w:r>
-          </w:p>
-        </w:tc>
-      </w:tr>
-      <w:tr>
-        <w:tc>
-          <w:tcPr>
-            <w:tcW w:type="dxa" w:w="3000"/>
+              <w:t xml:space="preserve">Part 5: Putting it all together</w:t>
+            </w:r>
+          </w:p>
+        </w:tc>
+      </w:tr>
+      <w:tr>
+        <w:tc>
+          <w:tcPr>
+            <w:tcW w:type="dxa" w:w="13680"/>
             <w:shd w:fill="D9EEF1" w:color="auto" w:val="clear"/>
             <w:tcMar>
               <w:top w:type="dxa" w:w="60"/>
@@ -1025,13 +1035,18 @@
                 <w:sz w:val="18"/>
                 <w:szCs w:val="18"/>
               </w:rPr>
-              <w:t xml:space="preserve">Put your whole explanation together. Answer the driving question and explain how taxonomy helps people in Kenya to identify, study, communicate about and conserve living organisms.</w:t>
-            </w:r>
-          </w:p>
-        </w:tc>
-        <w:tc>
-          <w:tcPr>
-            <w:tcW w:type="dxa" w:w="10680"/>
+              <w:t xml:space="preserve">Compare how your group sorted the eight organisms in Lesson 1 with how you would now classify and name them. Write a final explanation that answers the Driving Question: How can living organisms be systematically organised, named and identified? Your explanation should connect classification, the hierarchy of ranks, scientific names and the five kingdoms, and say why taxonomy is important to people in Kenya.</w:t>
+            </w:r>
+          </w:p>
+        </w:tc>
+      </w:tr>
+      <w:tr>
+        <w:trPr>
+          <w:trHeight w:val="4200" w:hRule="atLeast"/>
+        </w:trPr>
+        <w:tc>
+          <w:tcPr>
+            <w:tcW w:type="dxa" w:w="13680"/>
             <w:shd w:fill="FFFFFF" w:color="auto" w:val="clear"/>
             <w:tcMar>
               <w:top w:type="dxa" w:w="60"/>
@@ -1051,13 +1066,13 @@
                 <w:rFonts w:ascii="Arial" w:cs="Arial" w:eastAsia="Arial" w:hAnsi="Arial"/>
                 <w:b w:val="false"/>
                 <w:bCs w:val="false"/>
-                <w:i w:val="false"/>
-                <w:iCs w:val="false"/>
-                <w:color w:val="000000"/>
-                <w:sz w:val="18"/>
-                <w:szCs w:val="18"/>
-              </w:rPr>
-              <w:t xml:space="preserve">We can organise the many living organisms around us by using taxonomy: grouping them in a hierarchy from Kingdom to Species based on shared characteristics, and giving each one a universal two-part scientific name. Because of this, a farmer in Kericho, a student in Mombasa and a scientist abroad can identify and study the same organism in the same way, even when their local names are different. For instance, knowing that a mosquito is an animal, and which kind it is, helps health workers around Lake Victoria study and control malaria. Knowing the correct species of plants and animals also helps conservationists protect them, for example the wildlife in the Rift Valley, because you cannot protect what you cannot correctly identify and name. So our class sorting problem has been solved: instead of many different personal systems, taxonomy gives one shared system for identifying, studying, communicating about and conserving the diversity of life.</w:t>
+                <w:i/>
+                <w:iCs/>
+                <w:color w:val="808080"/>
+                <w:sz w:val="18"/>
+                <w:szCs w:val="18"/>
+              </w:rPr>
+              <w:t xml:space="preserve">Write your answer here:</w:t>
             </w:r>
           </w:p>
         </w:tc>
@@ -1284,7 +1299,7 @@
                 <w:sz w:val="18"/>
                 <w:szCs w:val="18"/>
               </w:rPr>
-              <w:t xml:space="preserve">Correct use of characteristics (30%)</w:t>
+              <w:t xml:space="preserve">Correct use of characteristics</w:t>
             </w:r>
           </w:p>
         </w:tc>
@@ -1316,7 +1331,7 @@
                 <w:sz w:val="18"/>
                 <w:szCs w:val="18"/>
               </w:rPr>
-              <w:t xml:space="preserve">Consistently uses cell structure, body organisation and mode of nutrition correctly to place every organism in the right kingdom, and explains why other features such as colour or usefulness are not reliable.</w:t>
+              <w:t xml:space="preserve">Uses cell type, number of cells, cell wall, chlorophyll and mode of nutrition accurately to place organisms in the five kingdoms and explains why they are better than personal criteria.</w:t>
             </w:r>
           </w:p>
         </w:tc>
@@ -1348,7 +1363,7 @@
                 <w:sz w:val="18"/>
                 <w:szCs w:val="18"/>
               </w:rPr>
-              <w:t xml:space="preserve">Uses most characteristics correctly to place organisms in kingdoms, with minor gaps or one or two errors in explanation.</w:t>
+              <w:t xml:space="preserve">Uses most characteristics correctly with a few gaps in explanation.</w:t>
             </w:r>
           </w:p>
         </w:tc>
@@ -1380,7 +1395,7 @@
                 <w:sz w:val="18"/>
                 <w:szCs w:val="18"/>
               </w:rPr>
-              <w:t xml:space="preserve">Uses few characteristics or relies mainly on colour, size or usefulness; several organisms are placed with weak or missing reasons.</w:t>
+              <w:t xml:space="preserve">Uses few or incorrect characteristics, or relies on colour, habitat or usefulness.</w:t>
             </w:r>
           </w:p>
         </w:tc>
@@ -1414,7 +1429,7 @@
                 <w:sz w:val="18"/>
                 <w:szCs w:val="18"/>
               </w:rPr>
-              <w:t xml:space="preserve">Evidence and justification (25%)</w:t>
+              <w:t xml:space="preserve">Evidence and justification (Claim-Evidence-Reasoning)</w:t>
             </w:r>
           </w:p>
         </w:tc>
@@ -1446,7 +1461,7 @@
                 <w:sz w:val="18"/>
                 <w:szCs w:val="18"/>
               </w:rPr>
-              <w:t xml:space="preserve">Supports every claim with specific evidence from the lessons (the sorting activity, hierarchy, binomial names, kingdom characteristics) and links reasoning clearly to the driving question.</w:t>
+              <w:t xml:space="preserve">Gives a clear claim supported by specific evidence from the lessons and reasoning that links the evidence to the claim and to the Lesson 1 puzzle.</w:t>
             </w:r>
           </w:p>
         </w:tc>
@@ -1478,7 +1493,7 @@
                 <w:sz w:val="18"/>
                 <w:szCs w:val="18"/>
               </w:rPr>
-              <w:t xml:space="preserve">Supports most claims with evidence from the lessons; the link to the driving question is present but not always clear.</w:t>
+              <w:t xml:space="preserve">Gives a claim with some evidence, but the reasoning is partial.</w:t>
             </w:r>
           </w:p>
         </w:tc>
@@ -1510,7 +1525,7 @@
                 <w:sz w:val="18"/>
                 <w:szCs w:val="18"/>
               </w:rPr>
-              <w:t xml:space="preserve">Makes claims with little or no evidence; reasoning is unclear or does not connect to the driving question.</w:t>
+              <w:t xml:space="preserve">Gives a claim with little or no evidence or reasoning.</w:t>
             </w:r>
           </w:p>
         </w:tc>
@@ -1544,7 +1559,7 @@
                 <w:sz w:val="18"/>
                 <w:szCs w:val="18"/>
               </w:rPr>
-              <w:t xml:space="preserve">Accuracy of classification and naming (20%)</w:t>
+              <w:t xml:space="preserve">Accuracy of classification and naming</w:t>
             </w:r>
           </w:p>
         </w:tc>
@@ -1576,7 +1591,7 @@
                 <w:sz w:val="18"/>
                 <w:szCs w:val="18"/>
               </w:rPr>
-              <w:t xml:space="preserve">Hierarchy is in the correct order and binomial names are written correctly (genus capitalised, species lower case, italicised or underlined) with correct kingdoms.</w:t>
+              <w:t xml:space="preserve">Orders the seven ranks correctly and writes scientific names with the correct format and capitalisation, italics or underlining.</w:t>
             </w:r>
           </w:p>
         </w:tc>
@@ -1608,7 +1623,7 @@
                 <w:sz w:val="18"/>
                 <w:szCs w:val="18"/>
               </w:rPr>
-              <w:t xml:space="preserve">Hierarchy and names are mostly correct, with one or two small errors in order, format or kingdom.</w:t>
+              <w:t xml:space="preserve">Mostly correct ranks and names with minor format errors.</w:t>
             </w:r>
           </w:p>
         </w:tc>
@@ -1640,7 +1655,7 @@
                 <w:sz w:val="18"/>
                 <w:szCs w:val="18"/>
               </w:rPr>
-              <w:t xml:space="preserve">Several errors in hierarchy order, name format or kingdom placement.</w:t>
+              <w:t xml:space="preserve">Several errors in rank order, kingdoms or the format of scientific names.</w:t>
             </w:r>
           </w:p>
         </w:tc>
@@ -1674,7 +1689,7 @@
                 <w:sz w:val="18"/>
                 <w:szCs w:val="18"/>
               </w:rPr>
-              <w:t xml:space="preserve">Communication and collaboration (15%)</w:t>
+              <w:t xml:space="preserve">Communication and collaboration</w:t>
             </w:r>
           </w:p>
         </w:tc>
@@ -1706,7 +1721,7 @@
                 <w:sz w:val="18"/>
                 <w:szCs w:val="18"/>
               </w:rPr>
-              <w:t xml:space="preserve">Poster and written explanation are clear, well organised and use scientific terms correctly; the student contributed fully and respectfully to the group work.</w:t>
+              <w:t xml:space="preserve">Writes clearly and logically using correct terms and shows use of group ideas and peer teaching.</w:t>
             </w:r>
           </w:p>
         </w:tc>
@@ -1738,7 +1753,7 @@
                 <w:sz w:val="18"/>
                 <w:szCs w:val="18"/>
               </w:rPr>
-              <w:t xml:space="preserve">Work is mostly clear and organised with some scientific terms; the student contributed to the group work.</w:t>
+              <w:t xml:space="preserve">Mostly clear, with some terms used loosely.</w:t>
             </w:r>
           </w:p>
         </w:tc>
@@ -1770,7 +1785,7 @@
                 <w:sz w:val="18"/>
                 <w:szCs w:val="18"/>
               </w:rPr>
-              <w:t xml:space="preserve">Work is hard to follow, scientific terms are missing or misused; there is limited contribution to group work.</w:t>
+              <w:t xml:space="preserve">Unclear or disorganised, with few key terms used.</w:t>
             </w:r>
           </w:p>
         </w:tc>
@@ -1804,7 +1819,7 @@
                 <w:sz w:val="18"/>
                 <w:szCs w:val="18"/>
               </w:rPr>
-              <w:t xml:space="preserve">Local application and conservation connection (10%)</w:t>
+              <w:t xml:space="preserve">Local application and conservation connection</w:t>
             </w:r>
           </w:p>
         </w:tc>
@@ -1836,7 +1851,7 @@
                 <w:sz w:val="18"/>
                 <w:szCs w:val="18"/>
               </w:rPr>
-              <w:t xml:space="preserve">Uses several Kenyan examples and clearly explains how taxonomy supports identification, communication and conservation of local biodiversity.</w:t>
+              <w:t xml:space="preserve">Uses Kenyan organisms and places and explains how taxonomy helps identify disease vectors, pests and useful organisms and conserve biodiversity.</w:t>
             </w:r>
           </w:p>
         </w:tc>
@@ -1868,7 +1883,7 @@
                 <w:sz w:val="18"/>
                 <w:szCs w:val="18"/>
               </w:rPr>
-              <w:t xml:space="preserve">Uses some Kenyan examples and mentions a link to conservation.</w:t>
+              <w:t xml:space="preserve">Gives a local example or a conservation link, but with limited explanation.</w:t>
             </w:r>
           </w:p>
         </w:tc>
@@ -1900,7 +1915,7 @@
                 <w:sz w:val="18"/>
                 <w:szCs w:val="18"/>
               </w:rPr>
-              <w:t xml:space="preserve">Few or no local examples; conservation link is missing or unclear.</w:t>
+              <w:t xml:space="preserve">Gives no local example or conservation link.</w:t>
             </w:r>
           </w:p>
         </w:tc>
@@ -2024,7 +2039,7 @@
         </w:rPr>
         <w:t xml:space="preserve">© 2026 SeaVuria and ARES. This work is licensed under a </w:t>
       </w:r>
-      <w:hyperlink w:history="1" r:id="rIdq0wqxa3vgetnjkurqjdts">
+      <w:hyperlink w:history="1" r:id="rIdpkssmem8qfetee_4xibi8">
         <w:r>
           <w:rPr>
             <w:rFonts w:ascii="Arial" w:cs="Arial" w:eastAsia="Arial" w:hAnsi="Arial"/>
@@ -2044,7 +2059,7 @@
         </w:rPr>
         <w:t xml:space="preserve"> (</w:t>
       </w:r>
-      <w:hyperlink w:history="1" r:id="rIdvtyjievivfdla4us_4frp">
+      <w:hyperlink w:history="1" r:id="rIdnsxqkzy79ue4aelf270im">
         <w:r>
           <w:rPr>
             <w:rFonts w:ascii="Arial" w:cs="Arial" w:eastAsia="Arial" w:hAnsi="Arial"/>
@@ -2064,7 +2079,7 @@
         </w:rPr>
         <w:t xml:space="preserve">). To view a copy of this license, visit </w:t>
       </w:r>
-      <w:hyperlink w:history="1" r:id="rIdcmikykqa8ipzcl_konfev">
+      <w:hyperlink w:history="1" r:id="rIdz9cf0cfnbghi9cd1euplu">
         <w:r>
           <w:rPr>
             <w:rFonts w:ascii="Arial" w:cs="Arial" w:eastAsia="Arial" w:hAnsi="Arial"/>

--- a/data/outputs/v2/Grade11/Biology/Lesson_Plans/SS1.1_Taxonomy_I/Biology_Taxonomy_I_FinalExplanation.docx
+++ b/data/outputs/v2/Grade11/Biology/Lesson_Plans/SS1.1_Taxonomy_I/Biology_Taxonomy_I_FinalExplanation.docx
@@ -2039,7 +2039,7 @@
         </w:rPr>
         <w:t xml:space="preserve">© 2026 SeaVuria and ARES. This work is licensed under a </w:t>
       </w:r>
-      <w:hyperlink w:history="1" r:id="rIdpkssmem8qfetee_4xibi8">
+      <w:hyperlink w:history="1" r:id="rIdubdhcd24d_c_xeivbzlu3">
         <w:r>
           <w:rPr>
             <w:rFonts w:ascii="Arial" w:cs="Arial" w:eastAsia="Arial" w:hAnsi="Arial"/>
@@ -2059,7 +2059,7 @@
         </w:rPr>
         <w:t xml:space="preserve"> (</w:t>
       </w:r>
-      <w:hyperlink w:history="1" r:id="rIdnsxqkzy79ue4aelf270im">
+      <w:hyperlink w:history="1" r:id="rIdnirhfuo3pm1wmpbjb8xer">
         <w:r>
           <w:rPr>
             <w:rFonts w:ascii="Arial" w:cs="Arial" w:eastAsia="Arial" w:hAnsi="Arial"/>
@@ -2079,7 +2079,7 @@
         </w:rPr>
         <w:t xml:space="preserve">). To view a copy of this license, visit </w:t>
       </w:r>
-      <w:hyperlink w:history="1" r:id="rIdz9cf0cfnbghi9cd1euplu">
+      <w:hyperlink w:history="1" r:id="rIdzi-wgduylgll2l-dtall9">
         <w:r>
           <w:rPr>
             <w:rFonts w:ascii="Arial" w:cs="Arial" w:eastAsia="Arial" w:hAnsi="Arial"/>

--- a/data/outputs/v2/Grade11/Biology/Lesson_Plans/SS1.1_Taxonomy_I/Biology_Taxonomy_I_FinalExplanation.docx
+++ b/data/outputs/v2/Grade11/Biology/Lesson_Plans/SS1.1_Taxonomy_I/Biology_Taxonomy_I_FinalExplanation.docx
@@ -2039,7 +2039,7 @@
         </w:rPr>
         <w:t xml:space="preserve">© 2026 SeaVuria and ARES. This work is licensed under a </w:t>
       </w:r>
-      <w:hyperlink w:history="1" r:id="rIdubdhcd24d_c_xeivbzlu3">
+      <w:hyperlink w:history="1" r:id="rIdi4xyuznnzuqpnwyvv7uem">
         <w:r>
           <w:rPr>
             <w:rFonts w:ascii="Arial" w:cs="Arial" w:eastAsia="Arial" w:hAnsi="Arial"/>
@@ -2059,7 +2059,7 @@
         </w:rPr>
         <w:t xml:space="preserve"> (</w:t>
       </w:r>
-      <w:hyperlink w:history="1" r:id="rIdnirhfuo3pm1wmpbjb8xer">
+      <w:hyperlink w:history="1" r:id="rIdymbwg4zzvpv4ph5crvq_a">
         <w:r>
           <w:rPr>
             <w:rFonts w:ascii="Arial" w:cs="Arial" w:eastAsia="Arial" w:hAnsi="Arial"/>
@@ -2079,7 +2079,7 @@
         </w:rPr>
         <w:t xml:space="preserve">). To view a copy of this license, visit </w:t>
       </w:r>
-      <w:hyperlink w:history="1" r:id="rIdzi-wgduylgll2l-dtall9">
+      <w:hyperlink w:history="1" r:id="rIdm5xftynw2h6br_ye-g8rh">
         <w:r>
           <w:rPr>
             <w:rFonts w:ascii="Arial" w:cs="Arial" w:eastAsia="Arial" w:hAnsi="Arial"/>

--- a/data/outputs/v2/Grade11/Biology/Lesson_Plans/SS1.1_Taxonomy_I/Biology_Taxonomy_I_FinalExplanation.docx
+++ b/data/outputs/v2/Grade11/Biology/Lesson_Plans/SS1.1_Taxonomy_I/Biology_Taxonomy_I_FinalExplanation.docx
@@ -2039,7 +2039,7 @@
         </w:rPr>
         <w:t xml:space="preserve">© 2026 SeaVuria and ARES. This work is licensed under a </w:t>
       </w:r>
-      <w:hyperlink w:history="1" r:id="rIdi4xyuznnzuqpnwyvv7uem">
+      <w:hyperlink w:history="1" r:id="rIdxechfwie1sezxuuz7phay">
         <w:r>
           <w:rPr>
             <w:rFonts w:ascii="Arial" w:cs="Arial" w:eastAsia="Arial" w:hAnsi="Arial"/>
@@ -2059,7 +2059,7 @@
         </w:rPr>
         <w:t xml:space="preserve"> (</w:t>
       </w:r>
-      <w:hyperlink w:history="1" r:id="rIdymbwg4zzvpv4ph5crvq_a">
+      <w:hyperlink w:history="1" r:id="rIdzebov7tutk_tjeoglubwy">
         <w:r>
           <w:rPr>
             <w:rFonts w:ascii="Arial" w:cs="Arial" w:eastAsia="Arial" w:hAnsi="Arial"/>
@@ -2079,7 +2079,7 @@
         </w:rPr>
         <w:t xml:space="preserve">). To view a copy of this license, visit </w:t>
       </w:r>
-      <w:hyperlink w:history="1" r:id="rIdm5xftynw2h6br_ye-g8rh">
+      <w:hyperlink w:history="1" r:id="rId7h3axyb5ynuqsnhmzny4c">
         <w:r>
           <w:rPr>
             <w:rFonts w:ascii="Arial" w:cs="Arial" w:eastAsia="Arial" w:hAnsi="Arial"/>

--- a/data/outputs/v2/Grade11/Biology/Lesson_Plans/SS1.1_Taxonomy_I/Biology_Taxonomy_I_FinalExplanation.docx
+++ b/data/outputs/v2/Grade11/Biology/Lesson_Plans/SS1.1_Taxonomy_I/Biology_Taxonomy_I_FinalExplanation.docx
@@ -2039,7 +2039,7 @@
         </w:rPr>
         <w:t xml:space="preserve">© 2026 SeaVuria and ARES. This work is licensed under a </w:t>
       </w:r>
-      <w:hyperlink w:history="1" r:id="rIdxechfwie1sezxuuz7phay">
+      <w:hyperlink w:history="1" r:id="rIddrldf1meeznyy0etufu3v">
         <w:r>
           <w:rPr>
             <w:rFonts w:ascii="Arial" w:cs="Arial" w:eastAsia="Arial" w:hAnsi="Arial"/>
@@ -2059,7 +2059,7 @@
         </w:rPr>
         <w:t xml:space="preserve"> (</w:t>
       </w:r>
-      <w:hyperlink w:history="1" r:id="rIdzebov7tutk_tjeoglubwy">
+      <w:hyperlink w:history="1" r:id="rId4df_r8ko4wbraa-bl7qhh">
         <w:r>
           <w:rPr>
             <w:rFonts w:ascii="Arial" w:cs="Arial" w:eastAsia="Arial" w:hAnsi="Arial"/>
@@ -2079,7 +2079,7 @@
         </w:rPr>
         <w:t xml:space="preserve">). To view a copy of this license, visit </w:t>
       </w:r>
-      <w:hyperlink w:history="1" r:id="rId7h3axyb5ynuqsnhmzny4c">
+      <w:hyperlink w:history="1" r:id="rIdohdwzjte1_fve4w6w3dji">
         <w:r>
           <w:rPr>
             <w:rFonts w:ascii="Arial" w:cs="Arial" w:eastAsia="Arial" w:hAnsi="Arial"/>

--- a/data/outputs/v2/Grade11/Biology/Lesson_Plans/SS1.1_Taxonomy_I/Biology_Taxonomy_I_FinalExplanation.docx
+++ b/data/outputs/v2/Grade11/Biology/Lesson_Plans/SS1.1_Taxonomy_I/Biology_Taxonomy_I_FinalExplanation.docx
@@ -95,7 +95,7 @@
                 <w:sz w:val="22"/>
                 <w:szCs w:val="22"/>
               </w:rPr>
-              <w:t xml:space="preserve">FINAL EXPLANATION: BIOLOGY GRADE 11: TAXONOMY I (SUB-STRAND 1.1)</w:t>
+              <w:t xml:space="preserve">FINAL EXPLANATION: BIOLOGY GRADE 11 – SUB-STRAND 1.1 TAXONOMY I: FINAL EXPLANATION</w:t>
             </w:r>
           </w:p>
         </w:tc>
@@ -422,7 +422,7 @@
                 <w:sz w:val="18"/>
                 <w:szCs w:val="18"/>
               </w:rPr>
-              <w:t xml:space="preserve">This is your Final Explanation. It answers the Driving Question: How can we organise the many different living organisms around us so that everyone can identify and study them in the same way? Think back to Lesson 1, when your group sorted the goat, chicken, maize plant, mushroom, algae, bacteria, bean plant and mosquito, and found that other groups sorted them differently and used different Kikuyu, Luo, Kiswahili and English names. Answer each section in your own words in the space under the prompt. Use evidence from the activities you did, including the cards, videos, charts and the Final Classification Challenge. Where a prompt asks you to, give a Claim, Evidence and Reasoning. Write scientific names correctly: genus with a capital letter, species with small letters, and italicised or underlined.</w:t>
+              <w:t xml:space="preserve">This is your Final Explanation for the whole unit. Our driving question was: How can we organise the many different living organisms around us so that everyone can identify and study them in the same way? Think back to Lesson 1, when your group sorted a goat, a chicken, a maize plant, a mushroom, algae, bacteria, a bean plant and a mosquito, and found that other groups sorted them differently and used different names in Kikuyu, Luo, Kiswahili and English. Answer each section in the space under the prompt, using full sentences. Use evidence from the activities you did (sorting, case sets, rank cards, name comparison cards, kingdom profile cards). Use the Claim-Evidence-Reasoning (CER) structure where the prompt asks for it. Write scientific names correctly. Your group poster or classification guide of local organisms and your own written explanation will be marked on: correct use of characteristics, evidence and justification, accuracy of classification and naming, communication and collaboration, and local application and conservation.</w:t>
             </w:r>
           </w:p>
         </w:tc>
@@ -481,7 +481,7 @@
                 <w:sz w:val="22"/>
                 <w:szCs w:val="22"/>
               </w:rPr>
-              <w:t xml:space="preserve">Part 1: Why did our groupings differ, and why is that a problem?</w:t>
+              <w:t xml:space="preserve">Part 1: Why our first groupings were not enough</w:t>
             </w:r>
           </w:p>
         </w:tc>
@@ -515,7 +515,7 @@
                 <w:sz w:val="18"/>
                 <w:szCs w:val="18"/>
               </w:rPr>
-              <w:t xml:space="preserve">In Lesson 1 you sorted eight familiar organisms by your own rules, and other groups sorted them differently. (a) Describe two different ways groups sorted the organisms. (b) Why could every group say it was correct? (c) Why did this still cause a problem when people tried to identify, study and talk about organisms?</w:t>
+              <w:t xml:space="preserve">Look back at the Lesson 1 sorting activity with the eight organisms. (a) Describe two different ways groups sorted the organisms and what you noticed when groups compared. (b) Why was every group correct by its own rules, yet the groupings could not be used by everyone in the same way? (c) Explain why local names alone are not enough for scientists, using what you found about names for the same organism in Lesson 1.</w:t>
             </w:r>
           </w:p>
         </w:tc>
@@ -611,7 +611,7 @@
                 <w:sz w:val="22"/>
                 <w:szCs w:val="22"/>
               </w:rPr>
-              <w:t xml:space="preserve">Part 2: Why do scientists classify organisms?</w:t>
+              <w:t xml:space="preserve">Part 2: The hierarchy of taxonomic units</w:t>
             </w:r>
           </w:p>
         </w:tc>
@@ -645,7 +645,7 @@
                 <w:sz w:val="18"/>
                 <w:szCs w:val="18"/>
               </w:rPr>
-              <w:t xml:space="preserve">Think about the case studies you investigated in Lesson 2. Write a Claim, Evidence and Reasoning explaining why classifying organisms and identifying them correctly matters. Include one reason that links to conserving living things.</w:t>
+              <w:t xml:space="preserve">(a) List the seven taxonomic ranks in order from the broadest to the most specific. (b) Choose one Kenyan organism such as the goat or the maize plant (Zea mays) and follow it from Kingdom down to Species. Explain what happens to the number of organisms in a group and how similar they are as you move down. (c) Write a CER statement: Claim, Evidence and Reasoning for why a ranked hierarchy helps people in Nairobi, Kisumu and Mombasa identify an organism in the same way.</w:t>
             </w:r>
           </w:p>
         </w:tc>
@@ -741,7 +741,7 @@
                 <w:sz w:val="22"/>
                 <w:szCs w:val="22"/>
               </w:rPr>
-              <w:t xml:space="preserve">Part 3: Taxonomic units and scientific names</w:t>
+              <w:t xml:space="preserve">Part 3: One name for every organism</w:t>
             </w:r>
           </w:p>
         </w:tc>
@@ -775,7 +775,7 @@
                 <w:sz w:val="18"/>
                 <w:szCs w:val="18"/>
               </w:rPr>
-              <w:t xml:space="preserve">(a) List the seven taxonomic ranks in order from the broadest to the most specific. (b) Explain what happens to the number of organisms in a group and how similar they are as you move down the ranks. (c) Explain how a scientific name is written and why a two-part scientific name solves the problem of different local names. Use maize (Zea mays) as an example.</w:t>
+              <w:t xml:space="preserve">(a) Explain why common names cause problems when people share information, using maize, beans, goat or mosquito as an example. (b) State the rules for writing a scientific name using binomial nomenclature. (c) Here are three names written wrongly: 'zea Mays', 'capra hircus' and 'Anopheles Gambiae'. Rewrite each correctly and say which rule was broken in each name.</w:t>
             </w:r>
           </w:p>
         </w:tc>
@@ -871,7 +871,7 @@
                 <w:sz w:val="22"/>
                 <w:szCs w:val="22"/>
               </w:rPr>
-              <w:t xml:space="preserve">Part 4: Classifying into the five kingdoms (Final Classification Challenge)</w:t>
+              <w:t xml:space="preserve">Part 4: Placing organisms into the five kingdoms</w:t>
             </w:r>
           </w:p>
         </w:tc>
@@ -905,7 +905,7 @@
                 <w:sz w:val="18"/>
                 <w:szCs w:val="18"/>
               </w:rPr>
-              <w:t xml:space="preserve">Choose any four of these organisms: Spirogyra, Escherichia coli, Rhizopus on stale bread, Agaricus (mushroom), Zea mays, Tilapia (Oreochromis niloticus), Anopheles mosquito, Amoeba, Acacia. For each one, name its kingdom (choose from Monera, Protoctista, Fungi, Plantae, Animalia) and give the observable evidence you used. Then write one sentence explaining why these characteristics are better for grouping than colour, habitat or usefulness.</w:t>
+              <w:t xml:space="preserve">Choose any four of these organisms from the final challenge: Spirogyra, Escherichia coli, Rhizopus on stale bread, Agaricus (mushroom), Zea mays, tilapia (Oreochromis niloticus), Anopheles mosquito, Amoeba, Acacia. For each one, name its kingdom out of the five kingdoms, and give the observable evidence (such as cell type, number of cells, cell wall, chlorophyll and mode of nutrition) that supports your decision. Then explain why these characteristics are better for classifying than colour, habitat or usefulness.</w:t>
             </w:r>
           </w:p>
         </w:tc>
@@ -1001,7 +1001,7 @@
                 <w:sz w:val="22"/>
                 <w:szCs w:val="22"/>
               </w:rPr>
-              <w:t xml:space="preserve">Part 5: Putting it all together</w:t>
+              <w:t xml:space="preserve">Part 5: Our final explanation and why taxonomy matters</w:t>
             </w:r>
           </w:p>
         </w:tc>
@@ -1035,7 +1035,7 @@
                 <w:sz w:val="18"/>
                 <w:szCs w:val="18"/>
               </w:rPr>
-              <w:t xml:space="preserve">Compare how your group sorted the eight organisms in Lesson 1 with how you would now classify and name them. Write a final explanation that answers the Driving Question: How can living organisms be systematically organised, named and identified? Your explanation should connect classification, the hierarchy of ranks, scientific names and the five kingdoms, and say why taxonomy is important to people in Kenya.</w:t>
+              <w:t xml:space="preserve">Write your Final Explanation answering the driving question: How can living organisms be systematically organised, named and identified? Use a CER structure. Include: how organisms are grouped, how they are named, how you can identify the kingdom of an organism, and why this matters for people in Kenya (for example disease vectors, crop pests, useful organisms, and conserving biodiversity). Finally, say how your thinking has changed from your Lesson 1 model.</w:t>
             </w:r>
           </w:p>
         </w:tc>
@@ -1299,7 +1299,7 @@
                 <w:sz w:val="18"/>
                 <w:szCs w:val="18"/>
               </w:rPr>
-              <w:t xml:space="preserve">Correct use of characteristics</w:t>
+              <w:t xml:space="preserve">Correct use of characteristics (30%)</w:t>
             </w:r>
           </w:p>
         </w:tc>
@@ -1331,7 +1331,7 @@
                 <w:sz w:val="18"/>
                 <w:szCs w:val="18"/>
               </w:rPr>
-              <w:t xml:space="preserve">Uses cell type, number of cells, cell wall, chlorophyll and mode of nutrition accurately to place organisms in the five kingdoms and explains why they are better than personal criteria.</w:t>
+              <w:t xml:space="preserve">Consistently uses observable characteristics (cell type, number of cells, cell wall, chlorophyll, mode of nutrition) correctly to place organisms in kingdoms and explains why they are better than colour, habitat or usefulness.</w:t>
             </w:r>
           </w:p>
         </w:tc>
@@ -1363,7 +1363,7 @@
                 <w:sz w:val="18"/>
                 <w:szCs w:val="18"/>
               </w:rPr>
-              <w:t xml:space="preserve">Uses most characteristics correctly with a few gaps in explanation.</w:t>
+              <w:t xml:space="preserve">Uses most characteristics correctly with minor errors or incomplete explanation of why they are better than personal criteria.</w:t>
             </w:r>
           </w:p>
         </w:tc>
@@ -1429,7 +1429,7 @@
                 <w:sz w:val="18"/>
                 <w:szCs w:val="18"/>
               </w:rPr>
-              <w:t xml:space="preserve">Evidence and justification (Claim-Evidence-Reasoning)</w:t>
+              <w:t xml:space="preserve">Evidence and justification (25%)</w:t>
             </w:r>
           </w:p>
         </w:tc>
@@ -1461,7 +1461,7 @@
                 <w:sz w:val="18"/>
                 <w:szCs w:val="18"/>
               </w:rPr>
-              <w:t xml:space="preserve">Gives a clear claim supported by specific evidence from the lessons and reasoning that links the evidence to the claim and to the Lesson 1 puzzle.</w:t>
+              <w:t xml:space="preserve">Claim-Evidence-Reasoning is complete, with specific evidence from the lessons (sorting, case sets, rank cards, name cards, profile cards) linked clearly to the claim.</w:t>
             </w:r>
           </w:p>
         </w:tc>
@@ -1493,7 +1493,7 @@
                 <w:sz w:val="18"/>
                 <w:szCs w:val="18"/>
               </w:rPr>
-              <w:t xml:space="preserve">Gives a claim with some evidence, but the reasoning is partial.</w:t>
+              <w:t xml:space="preserve">CER is present with some evidence from the lessons, but the reasoning is partly missing or general.</w:t>
             </w:r>
           </w:p>
         </w:tc>
@@ -1525,7 +1525,7 @@
                 <w:sz w:val="18"/>
                 <w:szCs w:val="18"/>
               </w:rPr>
-              <w:t xml:space="preserve">Gives a claim with little or no evidence or reasoning.</w:t>
+              <w:t xml:space="preserve">Claim is given with little or no evidence or reasoning.</w:t>
             </w:r>
           </w:p>
         </w:tc>
@@ -1559,7 +1559,7 @@
                 <w:sz w:val="18"/>
                 <w:szCs w:val="18"/>
               </w:rPr>
-              <w:t xml:space="preserve">Accuracy of classification and naming</w:t>
+              <w:t xml:space="preserve">Accuracy of classification and naming (20%)</w:t>
             </w:r>
           </w:p>
         </w:tc>
@@ -1591,7 +1591,7 @@
                 <w:sz w:val="18"/>
                 <w:szCs w:val="18"/>
               </w:rPr>
-              <w:t xml:space="preserve">Orders the seven ranks correctly and writes scientific names with the correct format and capitalisation, italics or underlining.</w:t>
+              <w:t xml:space="preserve">Ranks are in the correct order, kingdoms are correct, and scientific names follow all rules (capital genus, lower-case species, italics or underlined, two parts).</w:t>
             </w:r>
           </w:p>
         </w:tc>
@@ -1623,7 +1623,7 @@
                 <w:sz w:val="18"/>
                 <w:szCs w:val="18"/>
               </w:rPr>
-              <w:t xml:space="preserve">Mostly correct ranks and names with minor format errors.</w:t>
+              <w:t xml:space="preserve">Mostly accurate with one or two errors in ranks, kingdoms or name writing.</w:t>
             </w:r>
           </w:p>
         </w:tc>
@@ -1655,7 +1655,7 @@
                 <w:sz w:val="18"/>
                 <w:szCs w:val="18"/>
               </w:rPr>
-              <w:t xml:space="preserve">Several errors in rank order, kingdoms or the format of scientific names.</w:t>
+              <w:t xml:space="preserve">Several errors in ranks, kingdoms or the writing of scientific names.</w:t>
             </w:r>
           </w:p>
         </w:tc>
@@ -1689,7 +1689,7 @@
                 <w:sz w:val="18"/>
                 <w:szCs w:val="18"/>
               </w:rPr>
-              <w:t xml:space="preserve">Communication and collaboration</w:t>
+              <w:t xml:space="preserve">Communication and collaboration (15%)</w:t>
             </w:r>
           </w:p>
         </w:tc>
@@ -1721,7 +1721,7 @@
                 <w:sz w:val="18"/>
                 <w:szCs w:val="18"/>
               </w:rPr>
-              <w:t xml:space="preserve">Writes clearly and logically using correct terms and shows use of group ideas and peer teaching.</w:t>
+              <w:t xml:space="preserve">Writing and group poster are clear, logical and well organised, using correct vocabulary, with clear evidence of contributing to the group.</w:t>
             </w:r>
           </w:p>
         </w:tc>
@@ -1753,7 +1753,7 @@
                 <w:sz w:val="18"/>
                 <w:szCs w:val="18"/>
               </w:rPr>
-              <w:t xml:space="preserve">Mostly clear, with some terms used loosely.</w:t>
+              <w:t xml:space="preserve">Writing is mostly clear with some correct vocabulary; contribution to group work is shown.</w:t>
             </w:r>
           </w:p>
         </w:tc>
@@ -1785,7 +1785,7 @@
                 <w:sz w:val="18"/>
                 <w:szCs w:val="18"/>
               </w:rPr>
-              <w:t xml:space="preserve">Unclear or disorganised, with few key terms used.</w:t>
+              <w:t xml:space="preserve">Writing is unclear or disorganised, with little correct vocabulary or little evidence of group contribution.</w:t>
             </w:r>
           </w:p>
         </w:tc>
@@ -1819,7 +1819,7 @@
                 <w:sz w:val="18"/>
                 <w:szCs w:val="18"/>
               </w:rPr>
-              <w:t xml:space="preserve">Local application and conservation connection</w:t>
+              <w:t xml:space="preserve">Local application and conservation connection (10%)</w:t>
             </w:r>
           </w:p>
         </w:tc>
@@ -1851,7 +1851,7 @@
                 <w:sz w:val="18"/>
                 <w:szCs w:val="18"/>
               </w:rPr>
-              <w:t xml:space="preserve">Uses Kenyan organisms and places and explains how taxonomy helps identify disease vectors, pests and useful organisms and conserve biodiversity.</w:t>
+              <w:t xml:space="preserve">Uses Kenyan organisms and places and clearly explains how taxonomy helps with disease vectors, crop pests, useful organisms and conserving biodiversity.</w:t>
             </w:r>
           </w:p>
         </w:tc>
@@ -1883,7 +1883,7 @@
                 <w:sz w:val="18"/>
                 <w:szCs w:val="18"/>
               </w:rPr>
-              <w:t xml:space="preserve">Gives a local example or a conservation link, but with limited explanation.</w:t>
+              <w:t xml:space="preserve">Gives a Kenyan example and a general link to the importance of taxonomy or conservation.</w:t>
             </w:r>
           </w:p>
         </w:tc>
@@ -1915,7 +1915,7 @@
                 <w:sz w:val="18"/>
                 <w:szCs w:val="18"/>
               </w:rPr>
-              <w:t xml:space="preserve">Gives no local example or conservation link.</w:t>
+              <w:t xml:space="preserve">Little or no link to Kenyan examples or the importance of taxonomy.</w:t>
             </w:r>
           </w:p>
         </w:tc>
@@ -2039,7 +2039,7 @@
         </w:rPr>
         <w:t xml:space="preserve">© 2026 SeaVuria and ARES. This work is licensed under a </w:t>
       </w:r>
-      <w:hyperlink w:history="1" r:id="rIddrldf1meeznyy0etufu3v">
+      <w:hyperlink w:history="1" r:id="rIdyhw7mk43cxnuys2qedxao">
         <w:r>
           <w:rPr>
             <w:rFonts w:ascii="Arial" w:cs="Arial" w:eastAsia="Arial" w:hAnsi="Arial"/>
@@ -2059,7 +2059,7 @@
         </w:rPr>
         <w:t xml:space="preserve"> (</w:t>
       </w:r>
-      <w:hyperlink w:history="1" r:id="rId4df_r8ko4wbraa-bl7qhh">
+      <w:hyperlink w:history="1" r:id="rIds54mmundpud4hvnj7kzce">
         <w:r>
           <w:rPr>
             <w:rFonts w:ascii="Arial" w:cs="Arial" w:eastAsia="Arial" w:hAnsi="Arial"/>
@@ -2079,7 +2079,7 @@
         </w:rPr>
         <w:t xml:space="preserve">). To view a copy of this license, visit </w:t>
       </w:r>
-      <w:hyperlink w:history="1" r:id="rIdohdwzjte1_fve4w6w3dji">
+      <w:hyperlink w:history="1" r:id="rIdnqaw6k-di-ljdhz_kkebg">
         <w:r>
           <w:rPr>
             <w:rFonts w:ascii="Arial" w:cs="Arial" w:eastAsia="Arial" w:hAnsi="Arial"/>

--- a/data/outputs/v2/Grade11/Biology/Lesson_Plans/SS1.1_Taxonomy_I/Biology_Taxonomy_I_FinalExplanation.docx
+++ b/data/outputs/v2/Grade11/Biology/Lesson_Plans/SS1.1_Taxonomy_I/Biology_Taxonomy_I_FinalExplanation.docx
@@ -4,6 +4,7 @@
   <w:body>
     <w:p>
       <w:pPr>
+        <w:keepNext w:val="false"/>
         <w:spacing w:after="30" w:before="0"/>
         <w:jc w:val="center"/>
       </w:pPr>
@@ -23,6 +24,7 @@
     </w:p>
     <w:p>
       <w:pPr>
+        <w:keepNext w:val="false"/>
         <w:spacing w:after="60" w:before="0"/>
         <w:jc w:val="center"/>
       </w:pPr>
@@ -81,6 +83,7 @@
           </w:tcPr>
           <w:p>
             <w:pPr>
+              <w:keepNext w:val="false"/>
               <w:spacing w:after="40" w:before="0"/>
               <w:jc w:val="center"/>
             </w:pPr>
@@ -116,6 +119,7 @@
           </w:tcPr>
           <w:p>
             <w:pPr>
+              <w:keepNext w:val="false"/>
               <w:spacing w:after="40" w:before="0"/>
               <w:jc w:val="center"/>
             </w:pPr>
@@ -150,6 +154,7 @@
           </w:tcPr>
           <w:p>
             <w:pPr>
+              <w:keepNext w:val="false"/>
               <w:spacing w:after="40" w:before="0"/>
               <w:jc w:val="left"/>
             </w:pPr>
@@ -182,6 +187,7 @@
           </w:tcPr>
           <w:p>
             <w:pPr>
+              <w:keepNext w:val="false"/>
               <w:spacing w:after="40" w:before="0"/>
               <w:jc w:val="left"/>
             </w:pPr>
@@ -216,6 +222,7 @@
           </w:tcPr>
           <w:p>
             <w:pPr>
+              <w:keepNext w:val="false"/>
               <w:spacing w:after="40" w:before="0"/>
               <w:jc w:val="left"/>
             </w:pPr>
@@ -248,6 +255,7 @@
           </w:tcPr>
           <w:p>
             <w:pPr>
+              <w:keepNext w:val="false"/>
               <w:spacing w:after="40" w:before="0"/>
               <w:jc w:val="left"/>
             </w:pPr>
@@ -282,6 +290,7 @@
           </w:tcPr>
           <w:p>
             <w:pPr>
+              <w:keepNext w:val="false"/>
               <w:spacing w:after="40" w:before="0"/>
               <w:jc w:val="left"/>
             </w:pPr>
@@ -314,6 +323,7 @@
           </w:tcPr>
           <w:p>
             <w:pPr>
+              <w:keepNext w:val="false"/>
               <w:spacing w:after="40" w:before="0"/>
               <w:jc w:val="left"/>
             </w:pPr>
@@ -374,6 +384,7 @@
           </w:tcPr>
           <w:p>
             <w:pPr>
+              <w:keepNext w:val="false"/>
               <w:spacing w:after="40" w:before="0"/>
               <w:jc w:val="center"/>
             </w:pPr>
@@ -408,6 +419,7 @@
           </w:tcPr>
           <w:p>
             <w:pPr>
+              <w:keepNext w:val="false"/>
               <w:spacing w:after="40" w:before="0"/>
               <w:jc w:val="left"/>
             </w:pPr>
@@ -467,6 +479,7 @@
           </w:tcPr>
           <w:p>
             <w:pPr>
+              <w:keepNext/>
               <w:spacing w:after="40" w:before="0"/>
               <w:jc w:val="center"/>
             </w:pPr>
@@ -501,6 +514,7 @@
           </w:tcPr>
           <w:p>
             <w:pPr>
+              <w:keepNext/>
               <w:spacing w:after="40" w:before="0"/>
               <w:jc w:val="left"/>
             </w:pPr>
@@ -538,6 +552,7 @@
           </w:tcPr>
           <w:p>
             <w:pPr>
+              <w:keepNext w:val="false"/>
               <w:spacing w:after="40" w:before="0"/>
               <w:jc w:val="left"/>
             </w:pPr>
@@ -597,6 +612,7 @@
           </w:tcPr>
           <w:p>
             <w:pPr>
+              <w:keepNext/>
               <w:spacing w:after="40" w:before="0"/>
               <w:jc w:val="center"/>
             </w:pPr>
@@ -631,6 +647,7 @@
           </w:tcPr>
           <w:p>
             <w:pPr>
+              <w:keepNext/>
               <w:spacing w:after="40" w:before="0"/>
               <w:jc w:val="left"/>
             </w:pPr>
@@ -668,6 +685,7 @@
           </w:tcPr>
           <w:p>
             <w:pPr>
+              <w:keepNext w:val="false"/>
               <w:spacing w:after="40" w:before="0"/>
               <w:jc w:val="left"/>
             </w:pPr>
@@ -727,6 +745,7 @@
           </w:tcPr>
           <w:p>
             <w:pPr>
+              <w:keepNext/>
               <w:spacing w:after="40" w:before="0"/>
               <w:jc w:val="center"/>
             </w:pPr>
@@ -761,6 +780,7 @@
           </w:tcPr>
           <w:p>
             <w:pPr>
+              <w:keepNext/>
               <w:spacing w:after="40" w:before="0"/>
               <w:jc w:val="left"/>
             </w:pPr>
@@ -798,6 +818,7 @@
           </w:tcPr>
           <w:p>
             <w:pPr>
+              <w:keepNext w:val="false"/>
               <w:spacing w:after="40" w:before="0"/>
               <w:jc w:val="left"/>
             </w:pPr>
@@ -857,6 +878,7 @@
           </w:tcPr>
           <w:p>
             <w:pPr>
+              <w:keepNext/>
               <w:spacing w:after="40" w:before="0"/>
               <w:jc w:val="center"/>
             </w:pPr>
@@ -891,6 +913,7 @@
           </w:tcPr>
           <w:p>
             <w:pPr>
+              <w:keepNext/>
               <w:spacing w:after="40" w:before="0"/>
               <w:jc w:val="left"/>
             </w:pPr>
@@ -928,6 +951,7 @@
           </w:tcPr>
           <w:p>
             <w:pPr>
+              <w:keepNext w:val="false"/>
               <w:spacing w:after="40" w:before="0"/>
               <w:jc w:val="left"/>
             </w:pPr>
@@ -987,6 +1011,7 @@
           </w:tcPr>
           <w:p>
             <w:pPr>
+              <w:keepNext/>
               <w:spacing w:after="40" w:before="0"/>
               <w:jc w:val="center"/>
             </w:pPr>
@@ -1021,6 +1046,7 @@
           </w:tcPr>
           <w:p>
             <w:pPr>
+              <w:keepNext/>
               <w:spacing w:after="40" w:before="0"/>
               <w:jc w:val="left"/>
             </w:pPr>
@@ -1058,6 +1084,7 @@
           </w:tcPr>
           <w:p>
             <w:pPr>
+              <w:keepNext w:val="false"/>
               <w:spacing w:after="40" w:before="0"/>
               <w:jc w:val="left"/>
             </w:pPr>
@@ -1121,6 +1148,7 @@
           </w:tcPr>
           <w:p>
             <w:pPr>
+              <w:keepNext w:val="false"/>
               <w:spacing w:after="40" w:before="0"/>
               <w:jc w:val="center"/>
             </w:pPr>
@@ -1155,6 +1183,7 @@
           </w:tcPr>
           <w:p>
             <w:pPr>
+              <w:keepNext w:val="false"/>
               <w:spacing w:after="40" w:before="0"/>
               <w:jc w:val="left"/>
             </w:pPr>
@@ -1187,6 +1216,7 @@
           </w:tcPr>
           <w:p>
             <w:pPr>
+              <w:keepNext w:val="false"/>
               <w:spacing w:after="40" w:before="0"/>
               <w:jc w:val="left"/>
             </w:pPr>
@@ -1219,6 +1249,7 @@
           </w:tcPr>
           <w:p>
             <w:pPr>
+              <w:keepNext w:val="false"/>
               <w:spacing w:after="40" w:before="0"/>
               <w:jc w:val="left"/>
             </w:pPr>
@@ -1251,6 +1282,7 @@
           </w:tcPr>
           <w:p>
             <w:pPr>
+              <w:keepNext w:val="false"/>
               <w:spacing w:after="40" w:before="0"/>
               <w:jc w:val="left"/>
             </w:pPr>
@@ -1285,6 +1317,7 @@
           </w:tcPr>
           <w:p>
             <w:pPr>
+              <w:keepNext w:val="false"/>
               <w:spacing w:after="40" w:before="0"/>
               <w:jc w:val="left"/>
             </w:pPr>
@@ -1317,6 +1350,7 @@
           </w:tcPr>
           <w:p>
             <w:pPr>
+              <w:keepNext w:val="false"/>
               <w:spacing w:after="40" w:before="0"/>
               <w:jc w:val="left"/>
             </w:pPr>
@@ -1349,6 +1383,7 @@
           </w:tcPr>
           <w:p>
             <w:pPr>
+              <w:keepNext w:val="false"/>
               <w:spacing w:after="40" w:before="0"/>
               <w:jc w:val="left"/>
             </w:pPr>
@@ -1381,6 +1416,7 @@
           </w:tcPr>
           <w:p>
             <w:pPr>
+              <w:keepNext w:val="false"/>
               <w:spacing w:after="40" w:before="0"/>
               <w:jc w:val="left"/>
             </w:pPr>
@@ -1415,6 +1451,7 @@
           </w:tcPr>
           <w:p>
             <w:pPr>
+              <w:keepNext w:val="false"/>
               <w:spacing w:after="40" w:before="0"/>
               <w:jc w:val="left"/>
             </w:pPr>
@@ -1447,6 +1484,7 @@
           </w:tcPr>
           <w:p>
             <w:pPr>
+              <w:keepNext w:val="false"/>
               <w:spacing w:after="40" w:before="0"/>
               <w:jc w:val="left"/>
             </w:pPr>
@@ -1479,6 +1517,7 @@
           </w:tcPr>
           <w:p>
             <w:pPr>
+              <w:keepNext w:val="false"/>
               <w:spacing w:after="40" w:before="0"/>
               <w:jc w:val="left"/>
             </w:pPr>
@@ -1511,6 +1550,7 @@
           </w:tcPr>
           <w:p>
             <w:pPr>
+              <w:keepNext w:val="false"/>
               <w:spacing w:after="40" w:before="0"/>
               <w:jc w:val="left"/>
             </w:pPr>
@@ -1545,6 +1585,7 @@
           </w:tcPr>
           <w:p>
             <w:pPr>
+              <w:keepNext w:val="false"/>
               <w:spacing w:after="40" w:before="0"/>
               <w:jc w:val="left"/>
             </w:pPr>
@@ -1577,6 +1618,7 @@
           </w:tcPr>
           <w:p>
             <w:pPr>
+              <w:keepNext w:val="false"/>
               <w:spacing w:after="40" w:before="0"/>
               <w:jc w:val="left"/>
             </w:pPr>
@@ -1609,6 +1651,7 @@
           </w:tcPr>
           <w:p>
             <w:pPr>
+              <w:keepNext w:val="false"/>
               <w:spacing w:after="40" w:before="0"/>
               <w:jc w:val="left"/>
             </w:pPr>
@@ -1641,6 +1684,7 @@
           </w:tcPr>
           <w:p>
             <w:pPr>
+              <w:keepNext w:val="false"/>
               <w:spacing w:after="40" w:before="0"/>
               <w:jc w:val="left"/>
             </w:pPr>
@@ -1675,6 +1719,7 @@
           </w:tcPr>
           <w:p>
             <w:pPr>
+              <w:keepNext w:val="false"/>
               <w:spacing w:after="40" w:before="0"/>
               <w:jc w:val="left"/>
             </w:pPr>
@@ -1707,6 +1752,7 @@
           </w:tcPr>
           <w:p>
             <w:pPr>
+              <w:keepNext w:val="false"/>
               <w:spacing w:after="40" w:before="0"/>
               <w:jc w:val="left"/>
             </w:pPr>
@@ -1739,6 +1785,7 @@
           </w:tcPr>
           <w:p>
             <w:pPr>
+              <w:keepNext w:val="false"/>
               <w:spacing w:after="40" w:before="0"/>
               <w:jc w:val="left"/>
             </w:pPr>
@@ -1771,6 +1818,7 @@
           </w:tcPr>
           <w:p>
             <w:pPr>
+              <w:keepNext w:val="false"/>
               <w:spacing w:after="40" w:before="0"/>
               <w:jc w:val="left"/>
             </w:pPr>
@@ -1805,6 +1853,7 @@
           </w:tcPr>
           <w:p>
             <w:pPr>
+              <w:keepNext w:val="false"/>
               <w:spacing w:after="40" w:before="0"/>
               <w:jc w:val="left"/>
             </w:pPr>
@@ -1837,6 +1886,7 @@
           </w:tcPr>
           <w:p>
             <w:pPr>
+              <w:keepNext w:val="false"/>
               <w:spacing w:after="40" w:before="0"/>
               <w:jc w:val="left"/>
             </w:pPr>
@@ -1869,6 +1919,7 @@
           </w:tcPr>
           <w:p>
             <w:pPr>
+              <w:keepNext w:val="false"/>
               <w:spacing w:after="40" w:before="0"/>
               <w:jc w:val="left"/>
             </w:pPr>
@@ -1901,6 +1952,7 @@
           </w:tcPr>
           <w:p>
             <w:pPr>
+              <w:keepNext w:val="false"/>
               <w:spacing w:after="40" w:before="0"/>
               <w:jc w:val="left"/>
             </w:pPr>
@@ -2039,7 +2091,7 @@
         </w:rPr>
         <w:t xml:space="preserve">© 2026 SeaVuria and ARES. This work is licensed under a </w:t>
       </w:r>
-      <w:hyperlink w:history="1" r:id="rIdyhw7mk43cxnuys2qedxao">
+      <w:hyperlink w:history="1" r:id="rIdk0ugjtazbmuxd0mp8z9fq">
         <w:r>
           <w:rPr>
             <w:rFonts w:ascii="Arial" w:cs="Arial" w:eastAsia="Arial" w:hAnsi="Arial"/>
@@ -2059,7 +2111,7 @@
         </w:rPr>
         <w:t xml:space="preserve"> (</w:t>
       </w:r>
-      <w:hyperlink w:history="1" r:id="rIds54mmundpud4hvnj7kzce">
+      <w:hyperlink w:history="1" r:id="rIde8u9hyln2jm_rpgvtgfzo">
         <w:r>
           <w:rPr>
             <w:rFonts w:ascii="Arial" w:cs="Arial" w:eastAsia="Arial" w:hAnsi="Arial"/>
@@ -2079,7 +2131,7 @@
         </w:rPr>
         <w:t xml:space="preserve">). To view a copy of this license, visit </w:t>
       </w:r>
-      <w:hyperlink w:history="1" r:id="rIdnqaw6k-di-ljdhz_kkebg">
+      <w:hyperlink w:history="1" r:id="rIdhjpm8kyixja5qbjao0s3a">
         <w:r>
           <w:rPr>
             <w:rFonts w:ascii="Arial" w:cs="Arial" w:eastAsia="Arial" w:hAnsi="Arial"/>

--- a/data/outputs/v2/Grade11/Biology/Lesson_Plans/SS1.1_Taxonomy_I/Biology_Taxonomy_I_FinalExplanation.docx
+++ b/data/outputs/v2/Grade11/Biology/Lesson_Plans/SS1.1_Taxonomy_I/Biology_Taxonomy_I_FinalExplanation.docx
@@ -2091,7 +2091,7 @@
         </w:rPr>
         <w:t xml:space="preserve">© 2026 SeaVuria and ARES. This work is licensed under a </w:t>
       </w:r>
-      <w:hyperlink w:history="1" r:id="rIdk0ugjtazbmuxd0mp8z9fq">
+      <w:hyperlink w:history="1" r:id="rIdvwyljj8rta5boddhjyt9v">
         <w:r>
           <w:rPr>
             <w:rFonts w:ascii="Arial" w:cs="Arial" w:eastAsia="Arial" w:hAnsi="Arial"/>
@@ -2111,7 +2111,7 @@
         </w:rPr>
         <w:t xml:space="preserve"> (</w:t>
       </w:r>
-      <w:hyperlink w:history="1" r:id="rIde8u9hyln2jm_rpgvtgfzo">
+      <w:hyperlink w:history="1" r:id="rIdepfvkpo6gwp-gd_jwqzhi">
         <w:r>
           <w:rPr>
             <w:rFonts w:ascii="Arial" w:cs="Arial" w:eastAsia="Arial" w:hAnsi="Arial"/>
@@ -2131,7 +2131,7 @@
         </w:rPr>
         <w:t xml:space="preserve">). To view a copy of this license, visit </w:t>
       </w:r>
-      <w:hyperlink w:history="1" r:id="rIdhjpm8kyixja5qbjao0s3a">
+      <w:hyperlink w:history="1" r:id="rIdj7bhawmriptutszjwmvco">
         <w:r>
           <w:rPr>
             <w:rFonts w:ascii="Arial" w:cs="Arial" w:eastAsia="Arial" w:hAnsi="Arial"/>
